--- a/pr-preview/pr-215/bayesian-inference-handout-tracked-changes.docx
+++ b/pr-preview/pr-215/bayesian-inference-handout-tracked-changes.docx
@@ -16,7 +16,7 @@
       </w:pPr>
       <w:del w:id="1" w:author="PR Preview" w:date="2026-01-01T00:00:00Z">
         <w:r>
-          <w:delText xml:space="preserve">Last modified: 2026-10-15 12:56:30 (PDT)</w:delText>
+          <w:delText xml:space="preserve">Last modified: 2026-10-15 13:27:16 (PDT)</w:delText>
         </w:r>
       </w:del>
     </w:p>
@@ -26,7 +26,7 @@
       </w:pPr>
       <w:ins w:id="2" w:author="PR Preview" w:date="2026-01-01T00:00:00Z">
         <w:r>
-          <w:t xml:space="preserve">Last modified: 2026-10-15 12:43:47 (PDT)</w:t>
+          <w:t xml:space="preserve">Last modified: 2026-10-15 13:30:33 (PDT)</w:t>
         </w:r>
       </w:ins>
     </w:p>
@@ -24258,6 +24258,20 @@
       </w:r>
     </w:p>
     <w:bookmarkEnd w:id="66"/>
+    <w:p>
+      <w:pPr>
+        <w:pStyle w:val="BodyText"/>
+      </w:pPr>
+      <w:r>
+        <w:t xml:space="preserve">Casella and Berger (2002, sec. 9.2.4, pp. 435–439)</w:t>
+      </w:r>
+      <w:r>
+        <w:t xml:space="preserve"> </w:t>
+      </w:r>
+      <w:r>
+        <w:t xml:space="preserve">covers Bayesian intervals.</w:t>
+      </w:r>
+    </w:p>
     <w:bookmarkEnd w:id="67"/>
     <w:bookmarkStart w:id="72" w:name="sec-bayes-parameter-space"/>
     <w:p>
@@ -25103,6 +25117,60 @@
       </w:r>
     </w:p>
     <w:bookmarkEnd w:id="71"/>
+    <w:p>
+      <w:pPr>
+        <w:pStyle w:val="Compact"/>
+        <w:numPr>
+          <w:ilvl w:val="0"/>
+          <w:numId w:val="1002"/>
+        </w:numPr>
+      </w:pPr>
+      <w:r>
+        <w:t xml:space="preserve">Hogg et al. (2019, sec. 6.8, pp. 298–305)</w:t>
+      </w:r>
+      <w:r>
+        <w:t xml:space="preserve"> </w:t>
+      </w:r>
+      <w:r>
+        <w:t xml:space="preserve">covers Bayesian estimation.</w:t>
+      </w:r>
+    </w:p>
+    <w:p>
+      <w:pPr>
+        <w:pStyle w:val="Compact"/>
+        <w:numPr>
+          <w:ilvl w:val="0"/>
+          <w:numId w:val="1002"/>
+        </w:numPr>
+      </w:pPr>
+      <w:r>
+        <w:t xml:space="preserve">Casella and Berger (2002, sec. 7.2.3, pp. 324–325)</w:t>
+      </w:r>
+      <w:r>
+        <w:t xml:space="preserve"> </w:t>
+      </w:r>
+      <w:r>
+        <w:t xml:space="preserve">covers Bayes estimators.</w:t>
+      </w:r>
+    </w:p>
+    <w:p>
+      <w:pPr>
+        <w:pStyle w:val="Compact"/>
+        <w:numPr>
+          <w:ilvl w:val="0"/>
+          <w:numId w:val="1002"/>
+        </w:numPr>
+      </w:pPr>
+      <w:r>
+        <w:t xml:space="preserve">Rice (2007, sec. 8.6, pp. 285–297)</w:t>
+      </w:r>
+      <w:r>
+        <w:t xml:space="preserve"> </w:t>
+      </w:r>
+      <w:r>
+        <w:t xml:space="preserve">covers the Bayesian approach to parameter estimation.</w:t>
+      </w:r>
+    </w:p>
     <w:bookmarkEnd w:id="72"/>
     <w:bookmarkEnd w:id="73"/>
     <w:bookmarkStart w:id="104" w:name="sec-bayes-priors"/>
@@ -27530,7 +27598,7 @@
         <w:pStyle w:val="Compact"/>
         <w:numPr>
           <w:ilvl w:val="0"/>
-          <w:numId w:val="1002"/>
+          <w:numId w:val="1003"/>
         </w:numPr>
       </w:pPr>
       <w:r>
@@ -27578,7 +27646,7 @@
         <w:pStyle w:val="Compact"/>
         <w:numPr>
           <w:ilvl w:val="0"/>
-          <w:numId w:val="1002"/>
+          <w:numId w:val="1003"/>
         </w:numPr>
       </w:pPr>
       <w:r>
@@ -32836,7 +32904,7 @@
         <w:pStyle w:val="Compact"/>
         <w:numPr>
           <w:ilvl w:val="0"/>
-          <w:numId w:val="1003"/>
+          <w:numId w:val="1004"/>
         </w:numPr>
       </w:pPr>
       <w:hyperlink w:anchor="def-informative-prior">
@@ -32937,7 +33005,7 @@
         <w:pStyle w:val="Compact"/>
         <w:numPr>
           <w:ilvl w:val="0"/>
-          <w:numId w:val="1003"/>
+          <w:numId w:val="1004"/>
         </w:numPr>
       </w:pPr>
       <w:hyperlink w:anchor="def-weakly-informative-prior">
@@ -33032,7 +33100,7 @@
         <w:pStyle w:val="Compact"/>
         <w:numPr>
           <w:ilvl w:val="0"/>
-          <w:numId w:val="1003"/>
+          <w:numId w:val="1004"/>
         </w:numPr>
       </w:pPr>
       <w:hyperlink w:anchor="def-flat-prior">
@@ -43511,7 +43579,7 @@
         <w:pStyle w:val="Compact"/>
         <w:numPr>
           <w:ilvl w:val="0"/>
-          <w:numId w:val="1004"/>
+          <w:numId w:val="1005"/>
         </w:numPr>
       </w:pPr>
       <w:r>
@@ -43612,7 +43680,7 @@
         <w:pStyle w:val="Compact"/>
         <w:numPr>
           <w:ilvl w:val="0"/>
-          <w:numId w:val="1004"/>
+          <w:numId w:val="1005"/>
         </w:numPr>
       </w:pPr>
       <w:r>
@@ -45004,7 +45072,7 @@
         <w:pStyle w:val="Compact"/>
         <w:numPr>
           <w:ilvl w:val="0"/>
-          <w:numId w:val="1005"/>
+          <w:numId w:val="1006"/>
         </w:numPr>
       </w:pPr>
       <w:r>
@@ -45075,7 +45143,7 @@
         <w:pStyle w:val="Compact"/>
         <w:numPr>
           <w:ilvl w:val="0"/>
-          <w:numId w:val="1005"/>
+          <w:numId w:val="1006"/>
         </w:numPr>
       </w:pPr>
       <w:r>
@@ -47985,7 +48053,7 @@
         <w:pStyle w:val="Compact"/>
         <w:numPr>
           <w:ilvl w:val="0"/>
-          <w:numId w:val="1006"/>
+          <w:numId w:val="1007"/>
         </w:numPr>
       </w:pPr>
       <w:r>
@@ -48057,7 +48125,7 @@
         <w:pStyle w:val="Compact"/>
         <w:numPr>
           <w:ilvl w:val="0"/>
-          <w:numId w:val="1006"/>
+          <w:numId w:val="1007"/>
         </w:numPr>
       </w:pPr>
       <w:r>
@@ -52828,7 +52896,7 @@
         <w:pStyle w:val="Compact"/>
         <w:numPr>
           <w:ilvl w:val="0"/>
-          <w:numId w:val="1007"/>
+          <w:numId w:val="1008"/>
         </w:numPr>
       </w:pPr>
       <w:hyperlink r:id="rId144">
@@ -52854,7 +52922,7 @@
         <w:pStyle w:val="Compact"/>
         <w:numPr>
           <w:ilvl w:val="0"/>
-          <w:numId w:val="1007"/>
+          <w:numId w:val="1008"/>
         </w:numPr>
       </w:pPr>
       <w:hyperlink r:id="rId145">
@@ -52880,7 +52948,7 @@
         <w:pStyle w:val="Compact"/>
         <w:numPr>
           <w:ilvl w:val="0"/>
-          <w:numId w:val="1007"/>
+          <w:numId w:val="1008"/>
         </w:numPr>
       </w:pPr>
       <w:hyperlink r:id="rId146">
@@ -52906,7 +52974,7 @@
         <w:pStyle w:val="Compact"/>
         <w:numPr>
           <w:ilvl w:val="0"/>
-          <w:numId w:val="1007"/>
+          <w:numId w:val="1008"/>
         </w:numPr>
       </w:pPr>
       <w:hyperlink r:id="rId147">
@@ -52932,7 +53000,7 @@
         <w:pStyle w:val="Compact"/>
         <w:numPr>
           <w:ilvl w:val="0"/>
-          <w:numId w:val="1007"/>
+          <w:numId w:val="1008"/>
         </w:numPr>
       </w:pPr>
       <w:hyperlink r:id="rId148">
@@ -52958,7 +53026,7 @@
         <w:pStyle w:val="Compact"/>
         <w:numPr>
           <w:ilvl w:val="0"/>
-          <w:numId w:val="1007"/>
+          <w:numId w:val="1008"/>
         </w:numPr>
       </w:pPr>
       <w:hyperlink r:id="rId149">
@@ -52984,7 +53052,7 @@
         <w:pStyle w:val="Compact"/>
         <w:numPr>
           <w:ilvl w:val="0"/>
-          <w:numId w:val="1007"/>
+          <w:numId w:val="1008"/>
         </w:numPr>
       </w:pPr>
       <w:hyperlink r:id="rId150">
@@ -53010,7 +53078,7 @@
         <w:pStyle w:val="Compact"/>
         <w:numPr>
           <w:ilvl w:val="0"/>
-          <w:numId w:val="1007"/>
+          <w:numId w:val="1008"/>
         </w:numPr>
       </w:pPr>
       <w:hyperlink r:id="rId151">
@@ -53046,7 +53114,7 @@
         <w:pStyle w:val="Compact"/>
         <w:numPr>
           <w:ilvl w:val="0"/>
-          <w:numId w:val="1008"/>
+          <w:numId w:val="1009"/>
         </w:numPr>
       </w:pPr>
       <w:r>
@@ -53061,7 +53129,7 @@
         <w:pStyle w:val="Compact"/>
         <w:numPr>
           <w:ilvl w:val="0"/>
-          <w:numId w:val="1008"/>
+          <w:numId w:val="1009"/>
         </w:numPr>
       </w:pPr>
       <w:r>
@@ -53076,7 +53144,7 @@
         <w:pStyle w:val="Compact"/>
         <w:numPr>
           <w:ilvl w:val="0"/>
-          <w:numId w:val="1008"/>
+          <w:numId w:val="1009"/>
         </w:numPr>
       </w:pPr>
       <w:r>
@@ -53203,7 +53271,7 @@
         <w:pStyle w:val="Compact"/>
         <w:numPr>
           <w:ilvl w:val="0"/>
-          <w:numId w:val="1008"/>
+          <w:numId w:val="1009"/>
         </w:numPr>
       </w:pPr>
       <w:r>
@@ -53215,7 +53283,7 @@
         <w:pStyle w:val="Compact"/>
         <w:numPr>
           <w:ilvl w:val="0"/>
-          <w:numId w:val="1008"/>
+          <w:numId w:val="1009"/>
         </w:numPr>
       </w:pPr>
       <w:r>
@@ -53227,7 +53295,7 @@
         <w:pStyle w:val="Compact"/>
         <w:numPr>
           <w:ilvl w:val="0"/>
-          <w:numId w:val="1008"/>
+          <w:numId w:val="1009"/>
         </w:numPr>
       </w:pPr>
       <w:r>
@@ -53239,7 +53307,7 @@
         <w:pStyle w:val="Compact"/>
         <w:numPr>
           <w:ilvl w:val="0"/>
-          <w:numId w:val="1008"/>
+          <w:numId w:val="1009"/>
         </w:numPr>
       </w:pPr>
       <w:r>
@@ -53268,7 +53336,7 @@
     </w:p>
     <w:bookmarkEnd w:id="157"/>
     <w:bookmarkEnd w:id="158"/>
-    <w:bookmarkStart w:id="180" w:name="references"/>
+    <w:bookmarkStart w:id="182" w:name="references"/>
     <w:p>
       <w:pPr>
         <w:pStyle w:val="Heading2"/>
@@ -53277,7 +53345,7 @@
         <w:t xml:space="preserve">References</w:t>
       </w:r>
     </w:p>
-    <w:bookmarkStart w:id="179" w:name="refs"/>
+    <w:bookmarkStart w:id="181" w:name="refs"/>
     <w:bookmarkStart w:id="160" w:name="ref-aragon2018population"/>
     <w:p>
       <w:pPr>
@@ -53570,13 +53638,13 @@
       </w:r>
     </w:p>
     <w:bookmarkEnd w:id="169"/>
-    <w:bookmarkStart w:id="170" w:name="ref-hosmer1989applied"/>
+    <w:bookmarkStart w:id="170" w:name="ref-hoggtanis2015"/>
     <w:p>
       <w:pPr>
         <w:pStyle w:val="Bibliography"/>
       </w:pPr>
       <w:r>
-        <w:t xml:space="preserve">Hosmer, David W., and Stanley Lemeshow. 1989.</w:t>
+        <w:t xml:space="preserve">Hogg, Robert V., Elliot A. Tanis, and Dale L. Zimmerman. 2019.</w:t>
       </w:r>
       <w:r>
         <w:t xml:space="preserve"> </w:t>
@@ -53586,20 +53654,20 @@
           <w:i/>
           <w:iCs/>
         </w:rPr>
-        <w:t xml:space="preserve">Applied Logistic Regression</w:t>
-      </w:r>
-      <w:r>
-        <w:t xml:space="preserve">. Wiley.</w:t>
+        <w:t xml:space="preserve">Probability and Statistical Inference</w:t>
+      </w:r>
+      <w:r>
+        <w:t xml:space="preserve">. Tenth edition. Pearson.</w:t>
       </w:r>
     </w:p>
     <w:bookmarkEnd w:id="170"/>
-    <w:bookmarkStart w:id="172" w:name="ref-kery-bayes-pop"/>
+    <w:bookmarkStart w:id="171" w:name="ref-hosmer1989applied"/>
     <w:p>
       <w:pPr>
         <w:pStyle w:val="Bibliography"/>
       </w:pPr>
       <w:r>
-        <w:t xml:space="preserve">Kéry, Marc., Michael. Schaub, and Steven R. Beissinger. 2012.</w:t>
+        <w:t xml:space="preserve">Hosmer, David W., and Stanley Lemeshow. 1989.</w:t>
       </w:r>
       <w:r>
         <w:t xml:space="preserve"> </w:t>
@@ -53609,34 +53677,57 @@
           <w:i/>
           <w:iCs/>
         </w:rPr>
-        <w:t xml:space="preserve">Bayesian Population Analysis Using</w:t>
+        <w:t xml:space="preserve">Applied Logistic Regression</w:t>
+      </w:r>
+      <w:r>
+        <w:t xml:space="preserve">. Wiley.</w:t>
+      </w:r>
+    </w:p>
+    <w:bookmarkEnd w:id="171"/>
+    <w:bookmarkStart w:id="173" w:name="ref-kery-bayes-pop"/>
+    <w:p>
+      <w:pPr>
+        <w:pStyle w:val="Bibliography"/>
+      </w:pPr>
+      <w:r>
+        <w:t xml:space="preserve">Kéry, Marc., Michael. Schaub, and Steven R. Beissinger. 2012.</w:t>
+      </w:r>
+      <w:r>
+        <w:t xml:space="preserve"> </w:t>
       </w:r>
       <w:r>
         <w:rPr>
           <w:i/>
           <w:iCs/>
         </w:rPr>
-        <w:t xml:space="preserve"> </w:t>
+        <w:t xml:space="preserve">Bayesian Population Analysis Using</w:t>
       </w:r>
       <w:r>
         <w:rPr>
           <w:i/>
           <w:iCs/>
         </w:rPr>
-        <w:t xml:space="preserve">WinBUGS</w:t>
+        <w:t xml:space="preserve"> </w:t>
       </w:r>
       <w:r>
         <w:rPr>
           <w:i/>
           <w:iCs/>
         </w:rPr>
-        <w:t xml:space="preserve"> </w:t>
+        <w:t xml:space="preserve">WinBUGS</w:t>
       </w:r>
       <w:r>
         <w:rPr>
           <w:i/>
           <w:iCs/>
         </w:rPr>
+        <w:t xml:space="preserve"> </w:t>
+      </w:r>
+      <w:r>
+        <w:rPr>
+          <w:i/>
+          <w:iCs/>
+        </w:rPr>
         <w:t xml:space="preserve">: A Hierarchical Perspective</w:t>
       </w:r>
       <w:r>
@@ -53645,7 +53736,7 @@
       <w:r>
         <w:t xml:space="preserve"> </w:t>
       </w:r>
-      <w:hyperlink r:id="rId171">
+      <w:hyperlink r:id="rId172">
         <w:r>
           <w:rPr>
             <w:rStyle w:val="Hyperlink"/>
@@ -53657,8 +53748,8 @@
         <w:t xml:space="preserve">.</w:t>
       </w:r>
     </w:p>
-    <w:bookmarkEnd w:id="172"/>
-    <w:bookmarkStart w:id="173" w:name="ref-korner.bayes.ecology"/>
+    <w:bookmarkEnd w:id="173"/>
+    <w:bookmarkStart w:id="174" w:name="ref-korner.bayes.ecology"/>
     <w:p>
       <w:pPr>
         <w:pStyle w:val="Bibliography"/>
@@ -53736,8 +53827,8 @@
         <w:t xml:space="preserve">. 1st ed. Academic Press.</w:t>
       </w:r>
     </w:p>
-    <w:bookmarkEnd w:id="173"/>
-    <w:bookmarkStart w:id="174" w:name="ref-statrethink2e"/>
+    <w:bookmarkEnd w:id="174"/>
+    <w:bookmarkStart w:id="175" w:name="ref-statrethink2e"/>
     <w:p>
       <w:pPr>
         <w:pStyle w:val="Bibliography"/>
@@ -53829,14 +53920,14 @@
         <w:t xml:space="preserve">. Second edition. Chapman &amp; Hall/CRC Texts in Statistical Science Series. CRC Press.</w:t>
       </w:r>
     </w:p>
-    <w:bookmarkEnd w:id="174"/>
-    <w:bookmarkStart w:id="176" w:name="ref-rossbayes"/>
+    <w:bookmarkEnd w:id="175"/>
+    <w:bookmarkStart w:id="176" w:name="ref-rice2007mathematical"/>
     <w:p>
       <w:pPr>
         <w:pStyle w:val="Bibliography"/>
       </w:pPr>
       <w:r>
-        <w:t xml:space="preserve">Ross, Kevin. 2022.</w:t>
+        <w:t xml:space="preserve">Rice, John A. 2007.</w:t>
       </w:r>
       <w:r>
         <w:t xml:space="preserve"> </w:t>
@@ -53846,6 +53937,29 @@
           <w:i/>
           <w:iCs/>
         </w:rPr>
+        <w:t xml:space="preserve">Mathematical Statistics and Data Analysis</w:t>
+      </w:r>
+      <w:r>
+        <w:t xml:space="preserve">. 3rd ed. Cengage Learning.</w:t>
+      </w:r>
+    </w:p>
+    <w:bookmarkEnd w:id="176"/>
+    <w:bookmarkStart w:id="178" w:name="ref-rossbayes"/>
+    <w:p>
+      <w:pPr>
+        <w:pStyle w:val="Bibliography"/>
+      </w:pPr>
+      <w:r>
+        <w:t xml:space="preserve">Ross, Kevin. 2022.</w:t>
+      </w:r>
+      <w:r>
+        <w:t xml:space="preserve"> </w:t>
+      </w:r>
+      <w:r>
+        <w:rPr>
+          <w:i/>
+          <w:iCs/>
+        </w:rPr>
         <w:t xml:space="preserve">An Introduction to Bayesian Reasoning and Methods</w:t>
       </w:r>
       <w:r>
@@ -53854,7 +53968,7 @@
       <w:r>
         <w:t xml:space="preserve"> </w:t>
       </w:r>
-      <w:hyperlink r:id="rId175">
+      <w:hyperlink r:id="rId177">
         <w:r>
           <w:rPr>
             <w:rStyle w:val="Hyperlink"/>
@@ -53866,8 +53980,8 @@
         <w:t xml:space="preserve">.</w:t>
       </w:r>
     </w:p>
-    <w:bookmarkEnd w:id="176"/>
-    <w:bookmarkStart w:id="178" w:name="ref-venables2002modern"/>
+    <w:bookmarkEnd w:id="178"/>
+    <w:bookmarkStart w:id="180" w:name="ref-venables2002modern"/>
     <w:p>
       <w:pPr>
         <w:pStyle w:val="Bibliography"/>
@@ -53905,7 +54019,7 @@
       <w:r>
         <w:t xml:space="preserve"> </w:t>
       </w:r>
-      <w:hyperlink r:id="rId177">
+      <w:hyperlink r:id="rId179">
         <w:r>
           <w:rPr>
             <w:rStyle w:val="Hyperlink"/>
@@ -53917,9 +54031,9 @@
         <w:t xml:space="preserve">.</w:t>
       </w:r>
     </w:p>
-    <w:bookmarkEnd w:id="178"/>
-    <w:bookmarkEnd w:id="179"/>
     <w:bookmarkEnd w:id="180"/>
+    <w:bookmarkEnd w:id="181"/>
+    <w:bookmarkEnd w:id="182"/>
     <w:sectPr>
       <w:footnotePr>
         <w:numRestart w:val="eachSect"/>
@@ -54158,6 +54272,9 @@
     <w:abstractNumId w:val="991"/>
   </w:num>
   <w:num w:numId="1008">
+    <w:abstractNumId w:val="991"/>
+  </w:num>
+  <w:num w:numId="1009">
     <w:abstractNumId w:val="991"/>
   </w:num>
 </w:numbering>
